--- a/Template/Offer_Letter_Template.docx
+++ b/Template/Offer_Letter_Template.docx
@@ -8,7 +8,15 @@
         <w:jc w:val="center"/>
       </w:pPr>
       <w:r>
-        <w:t>Company Name</w:t>
+        <w:t xml:space="preserve">{{ </w:t>
+      </w:r>
+      <w:proofErr w:type="spellStart"/>
+      <w:r>
+        <w:t>company_name</w:t>
+      </w:r>
+      <w:proofErr w:type="spellEnd"/>
+      <w:r>
+        <w:t xml:space="preserve"> }}</w:t>
       </w:r>
     </w:p>
     <w:p>
@@ -66,7 +74,73 @@
           <w:sz w:val="26"/>
           <w:szCs w:val="26"/>
         </w:rPr>
-        <w:t>Subject: Offer Letter – Technical Summer Internship</w:t>
+        <w:t xml:space="preserve">Subject: Offer Letter – </w:t>
+      </w:r>
+      <w:r>
+        <w:rPr>
+          <w:rFonts w:ascii="Cambria" w:eastAsia="Cambria" w:hAnsi="Cambria" w:cs="Cambria"/>
+          <w:b w:val="0"/>
+          <w:bCs w:val="0"/>
+          <w:color w:val="000000"/>
+          <w:sz w:val="26"/>
+          <w:szCs w:val="26"/>
+        </w:rPr>
+        <w:t>{{</w:t>
+      </w:r>
+      <w:r>
+        <w:rPr>
+          <w:rFonts w:ascii="Cambria" w:eastAsia="Cambria" w:hAnsi="Cambria" w:cs="Cambria"/>
+          <w:b w:val="0"/>
+          <w:bCs w:val="0"/>
+          <w:color w:val="000000"/>
+          <w:sz w:val="26"/>
+          <w:szCs w:val="26"/>
+        </w:rPr>
+        <w:t xml:space="preserve"> </w:t>
+      </w:r>
+      <w:r>
+        <w:rPr>
+          <w:rFonts w:ascii="Cambria" w:eastAsia="Cambria" w:hAnsi="Cambria" w:cs="Cambria"/>
+          <w:b w:val="0"/>
+          <w:bCs w:val="0"/>
+          <w:color w:val="000000"/>
+          <w:sz w:val="26"/>
+          <w:szCs w:val="26"/>
+        </w:rPr>
+        <w:t>role</w:t>
+      </w:r>
+      <w:r>
+        <w:rPr>
+          <w:rFonts w:ascii="Cambria" w:eastAsia="Cambria" w:hAnsi="Cambria" w:cs="Cambria"/>
+          <w:b w:val="0"/>
+          <w:bCs w:val="0"/>
+          <w:color w:val="000000"/>
+          <w:sz w:val="26"/>
+          <w:szCs w:val="26"/>
+        </w:rPr>
+        <w:t xml:space="preserve"> </w:t>
+      </w:r>
+      <w:r>
+        <w:rPr>
+          <w:rFonts w:ascii="Cambria" w:eastAsia="Cambria" w:hAnsi="Cambria" w:cs="Cambria"/>
+          <w:b w:val="0"/>
+          <w:bCs w:val="0"/>
+          <w:color w:val="000000"/>
+          <w:sz w:val="26"/>
+          <w:szCs w:val="26"/>
+        </w:rPr>
+        <w:t>}}</w:t>
+      </w:r>
+      <w:r>
+        <w:rPr>
+          <w:rFonts w:ascii="Cambria" w:eastAsia="Cambria" w:hAnsi="Cambria" w:cs="Cambria"/>
+          <w:b w:val="0"/>
+          <w:bCs w:val="0"/>
+          <w:color w:val="000000"/>
+          <w:sz w:val="26"/>
+          <w:szCs w:val="26"/>
+        </w:rPr>
+        <w:t xml:space="preserve"> Summer Internship</w:t>
       </w:r>
     </w:p>
     <w:p>
@@ -85,17 +159,76 @@
         <w:spacing w:before="240" w:after="240"/>
       </w:pPr>
       <w:r>
-        <w:t xml:space="preserve">We are pleased to offer you the position of Technical Summer Intern at </w:t>
+        <w:t xml:space="preserve">We are pleased to offer you the position of </w:t>
+      </w:r>
+      <w:r>
+        <w:t>{{r</w:t>
+      </w:r>
+      <w:r>
+        <w:t>o</w:t>
+      </w:r>
+      <w:r>
+        <w:t>le}}</w:t>
+      </w:r>
+      <w:r>
+        <w:t xml:space="preserve">  Intern at </w:t>
+      </w:r>
+      <w:r>
+        <w:t xml:space="preserve">{{ </w:t>
+      </w:r>
+      <w:proofErr w:type="spellStart"/>
+      <w:r>
+        <w:t>company_name</w:t>
+      </w:r>
+      <w:proofErr w:type="spellEnd"/>
+      <w:r>
+        <w:t xml:space="preserve"> }}</w:t>
+      </w:r>
+      <w:r>
+        <w:t xml:space="preserve"> </w:t>
+      </w:r>
+      <w:r>
+        <w:t>for {{</w:t>
+      </w:r>
+      <w:r>
+        <w:t xml:space="preserve"> </w:t>
+      </w:r>
+      <w:r>
+        <w:t>duty</w:t>
+      </w:r>
+      <w:r>
+        <w:t xml:space="preserve"> </w:t>
+      </w:r>
+      <w:r>
+        <w:t>}}</w:t>
       </w:r>
       <w:r>
         <w:rPr>
           <w:i/>
           <w:iCs/>
         </w:rPr>
-        <w:t xml:space="preserve">Company Name </w:t>
-      </w:r>
-      <w:r>
-        <w:t>for a period of two months under a hybrid working arrangement.</w:t>
+        <w:t xml:space="preserve"> </w:t>
+      </w:r>
+      <w:r>
+        <w:t xml:space="preserve">for a period of </w:t>
+      </w:r>
+      <w:r>
+        <w:t>{{</w:t>
+      </w:r>
+      <w:r>
+        <w:t xml:space="preserve"> </w:t>
+      </w:r>
+      <w:r>
+        <w:t>duration</w:t>
+      </w:r>
+      <w:r>
+        <w:t xml:space="preserve"> </w:t>
+      </w:r>
+      <w:r>
+        <w:t>}}</w:t>
+      </w:r>
+      <w:r>
+        <w:t xml:space="preserve"> under a hybrid working arrangement.</w:t>
       </w:r>
     </w:p>
     <w:p>
@@ -103,7 +236,13 @@
         <w:spacing w:before="240" w:after="240"/>
       </w:pPr>
       <w:r>
-        <w:t>As a Technical Summer Intern, you will gain hands-on experience by contributing to real-world projects, collaborating with our technical team, and enhancing your skills in an innovative startup environment.</w:t>
+        <w:t xml:space="preserve">As a </w:t>
+      </w:r>
+      <w:r>
+        <w:t>{{role}}</w:t>
+      </w:r>
+      <w:r>
+        <w:t xml:space="preserve"> Intern, you will gain hands-on experience by contributing to real-world projects, collaborating with our technical team, and enhancing your skills in an innovative startup environment.</w:t>
       </w:r>
     </w:p>
     <w:p>
@@ -137,63 +276,152 @@
     </w:p>
     <w:p>
       <w:pPr>
+        <w:pStyle w:val="ListParagraph"/>
         <w:numPr>
           <w:ilvl w:val="0"/>
-          <w:numId w:val="1"/>
+          <w:numId w:val="2"/>
         </w:numPr>
-        <w:spacing w:before="240" w:after="0"/>
-      </w:pPr>
-      <w:r>
-        <w:t xml:space="preserve">Position: </w:t>
-      </w:r>
-    </w:p>
-    <w:p>
-      <w:pPr>
+        <w:spacing w:before="240"/>
+        <w:rPr>
+          <w:lang w:val="en-IN"/>
+        </w:rPr>
+      </w:pPr>
+      <w:r>
+        <w:t>Position:</w:t>
+      </w:r>
+      <w:r>
+        <w:t xml:space="preserve"> {{ duty }}</w:t>
+      </w:r>
+    </w:p>
+    <w:p>
+      <w:pPr>
+        <w:pStyle w:val="ListParagraph"/>
         <w:numPr>
           <w:ilvl w:val="0"/>
-          <w:numId w:val="1"/>
+          <w:numId w:val="2"/>
         </w:numPr>
         <w:spacing w:after="0"/>
       </w:pPr>
       <w:r>
         <w:t xml:space="preserve">Duration: </w:t>
       </w:r>
-    </w:p>
-    <w:p>
-      <w:pPr>
+      <w:r>
+        <w:t>{{</w:t>
+      </w:r>
+      <w:r>
+        <w:t>d</w:t>
+      </w:r>
+      <w:r>
+        <w:t>uration</w:t>
+      </w:r>
+      <w:r>
+        <w:t>}}</w:t>
+      </w:r>
+    </w:p>
+    <w:p>
+      <w:pPr>
+        <w:pStyle w:val="ListParagraph"/>
         <w:numPr>
           <w:ilvl w:val="0"/>
-          <w:numId w:val="1"/>
+          <w:numId w:val="2"/>
         </w:numPr>
         <w:spacing w:after="0"/>
       </w:pPr>
       <w:r>
         <w:t xml:space="preserve">Mode: </w:t>
       </w:r>
-    </w:p>
-    <w:p>
-      <w:pPr>
+      <w:r>
+        <w:t>{{</w:t>
+      </w:r>
+      <w:r>
+        <w:t>m</w:t>
+      </w:r>
+      <w:r>
+        <w:t>ode}}</w:t>
+      </w:r>
+    </w:p>
+    <w:p>
+      <w:pPr>
+        <w:pStyle w:val="ListParagraph"/>
         <w:numPr>
           <w:ilvl w:val="0"/>
-          <w:numId w:val="1"/>
+          <w:numId w:val="2"/>
         </w:numPr>
         <w:spacing w:after="0"/>
       </w:pPr>
       <w:r>
         <w:t xml:space="preserve">Commitment: </w:t>
       </w:r>
-    </w:p>
-    <w:p>
-      <w:pPr>
+      <w:r>
+        <w:t>{{</w:t>
+      </w:r>
+      <w:r>
+        <w:t xml:space="preserve"> </w:t>
+      </w:r>
+      <w:r>
+        <w:t>c</w:t>
+      </w:r>
+      <w:r>
+        <w:t>ommitment</w:t>
+      </w:r>
+      <w:r>
+        <w:t xml:space="preserve"> </w:t>
+      </w:r>
+      <w:r>
+        <w:t>}}</w:t>
+      </w:r>
+    </w:p>
+    <w:p>
+      <w:pPr>
+        <w:pStyle w:val="ListParagraph"/>
         <w:numPr>
           <w:ilvl w:val="0"/>
-          <w:numId w:val="1"/>
+          <w:numId w:val="2"/>
         </w:numPr>
         <w:spacing w:after="240"/>
       </w:pPr>
       <w:r>
         <w:t xml:space="preserve">Stipend: </w:t>
       </w:r>
+      <w:r>
+        <w:t>{{</w:t>
+      </w:r>
+      <w:r>
+        <w:t xml:space="preserve"> </w:t>
+      </w:r>
+      <w:r>
+        <w:t>s</w:t>
+      </w:r>
+      <w:r>
+        <w:t>tipend }}</w:t>
+      </w:r>
+    </w:p>
+    <w:p>
+      <w:pPr>
+        <w:pStyle w:val="ListParagraph"/>
+        <w:numPr>
+          <w:ilvl w:val="0"/>
+          <w:numId w:val="2"/>
+        </w:numPr>
+        <w:spacing w:after="240"/>
+      </w:pPr>
+      <w:r>
+        <w:t>I</w:t>
+      </w:r>
+      <w:r>
+        <w:t>ntern Id:</w:t>
+      </w:r>
+      <w:r>
+        <w:t>{{</w:t>
+      </w:r>
+      <w:proofErr w:type="spellStart"/>
+      <w:r>
+        <w:t>intern_id</w:t>
+      </w:r>
+      <w:proofErr w:type="spellEnd"/>
+      <w:r>
+        <w:t xml:space="preserve">}} </w:t>
+      </w:r>
     </w:p>
     <w:p>
       <w:pPr>
@@ -214,19 +442,26 @@
         <w:spacing w:before="240" w:after="240"/>
       </w:pPr>
       <w:r>
-        <w:t xml:space="preserve">We are excited to welcome you to </w:t>
-      </w:r>
-      <w:r>
-        <w:rPr>
-          <w:i/>
-          <w:iCs/>
-        </w:rPr>
-        <w:t>Company Name</w:t>
+        <w:t>We are excited to welcome you to</w:t>
       </w:r>
       <w:r>
         <w:t xml:space="preserve"> </w:t>
       </w:r>
       <w:r>
+        <w:t xml:space="preserve">{{ </w:t>
+      </w:r>
+      <w:proofErr w:type="spellStart"/>
+      <w:r>
+        <w:t>company_name</w:t>
+      </w:r>
+      <w:proofErr w:type="spellEnd"/>
+      <w:r>
+        <w:t xml:space="preserve"> }}</w:t>
+      </w:r>
+      <w:r>
+        <w:t xml:space="preserve"> </w:t>
+      </w:r>
+      <w:r>
         <w:t>and look forward to working with you.</w:t>
       </w:r>
     </w:p>
@@ -243,7 +478,7 @@
         <w:spacing w:before="240" w:after="240"/>
       </w:pPr>
       <w:r>
-        <w:t>Name</w:t>
+        <w:t>Yuvraj Singh</w:t>
       </w:r>
       <w:r>
         <w:br/>
@@ -253,7 +488,24 @@
         <w:br/>
       </w:r>
       <w:r>
-        <w:t>Company Name</w:t>
+        <w:t>{{</w:t>
+      </w:r>
+      <w:proofErr w:type="spellStart"/>
+      <w:r>
+        <w:t>c</w:t>
+      </w:r>
+      <w:r>
+        <w:t>ompany</w:t>
+      </w:r>
+      <w:r>
+        <w:t>_n</w:t>
+      </w:r>
+      <w:r>
+        <w:t>ame</w:t>
+      </w:r>
+      <w:proofErr w:type="spellEnd"/>
+      <w:r>
+        <w:t>}}</w:t>
       </w:r>
     </w:p>
     <w:p>
@@ -279,6 +531,119 @@
 <file path=word/numbering.xml><?xml version="1.0" encoding="utf-8"?>
 <w:numbering xmlns:wpc="http://schemas.microsoft.com/office/word/2010/wordprocessingCanvas" xmlns:cx="http://schemas.microsoft.com/office/drawing/2014/chartex" xmlns:cx1="http://schemas.microsoft.com/office/drawing/2015/9/8/chartex" xmlns:cx2="http://schemas.microsoft.com/office/drawing/2015/10/21/chartex" xmlns:cx3="http://schemas.microsoft.com/office/drawing/2016/5/9/chartex" xmlns:cx4="http://schemas.microsoft.com/office/drawing/2016/5/10/chartex" xmlns:cx5="http://schemas.microsoft.com/office/drawing/2016/5/11/chartex" xmlns:cx6="http://schemas.microsoft.com/office/drawing/2016/5/12/chartex" xmlns:cx7="http://schemas.microsoft.com/office/drawing/2016/5/13/chartex" xmlns:cx8="http://schemas.microsoft.com/office/drawing/2016/5/14/chartex" xmlns:mc="http://schemas.openxmlformats.org/markup-compatibility/2006" xmlns:aink="http://schemas.microsoft.com/office/drawing/2016/ink" xmlns:am3d="http://schemas.microsoft.com/office/drawing/2017/model3d" xmlns:o="urn:schemas-microsoft-com:office:office" xmlns:oel="http://schemas.microsoft.com/office/2019/extlst" xmlns:r="http://schemas.openxmlformats.org/officeDocument/2006/relationships" xmlns:m="http://schemas.openxmlformats.org/officeDocument/2006/math" xmlns:v="urn:schemas-microsoft-com:vml" xmlns:wp14="http://schemas.microsoft.com/office/word/2010/wordprocessingDrawing" xmlns:wp="http://schemas.openxmlformats.org/drawingml/2006/wordprocessingDrawing" xmlns:w10="urn:schemas-microsoft-com:office:word" xmlns:w="http://schemas.openxmlformats.org/wordprocessingml/2006/main" xmlns:w14="http://schemas.microsoft.com/office/word/2010/wordml" xmlns:w15="http://schemas.microsoft.com/office/word/2012/wordml" xmlns:w16cex="http://schemas.microsoft.com/office/word/2018/wordml/cex" xmlns:w16cid="http://schemas.microsoft.com/office/word/2016/wordml/cid" xmlns:w16="http://schemas.microsoft.com/office/word/2018/wordml" xmlns:w16du="http://schemas.microsoft.com/office/word/2023/wordml/word16du" xmlns:w16sdtdh="http://schemas.microsoft.com/office/word/2020/wordml/sdtdatahash" xmlns:w16sdtfl="http://schemas.microsoft.com/office/word/2024/wordml/sdtformatlock" xmlns:w16se="http://schemas.microsoft.com/office/word/2015/wordml/symex" xmlns:wpg="http://schemas.microsoft.com/office/word/2010/wordprocessingGroup" xmlns:wpi="http://schemas.microsoft.com/office/word/2010/wordprocessingInk" xmlns:wne="http://schemas.microsoft.com/office/word/2006/wordml" xmlns:wps="http://schemas.microsoft.com/office/word/2010/wordprocessingShape" mc:Ignorable="w14 w15 w16se w16cid w16 w16cex w16sdtdh w16sdtfl w16du wp14">
   <w:abstractNum w:abstractNumId="0" w15:restartNumberingAfterBreak="0">
+    <w:nsid w:val="2A4669A3"/>
+    <w:multiLevelType w:val="hybridMultilevel"/>
+    <w:tmpl w:val="C818ECAC"/>
+    <w:lvl w:ilvl="0" w:tplc="40090001">
+      <w:start w:val="1"/>
+      <w:numFmt w:val="bullet"/>
+      <w:lvlText w:val=""/>
+      <w:lvlJc w:val="left"/>
+      <w:pPr>
+        <w:ind w:left="1080" w:hanging="360"/>
+      </w:pPr>
+      <w:rPr>
+        <w:rFonts w:ascii="Symbol" w:hAnsi="Symbol" w:hint="default"/>
+      </w:rPr>
+    </w:lvl>
+    <w:lvl w:ilvl="1" w:tplc="40090003" w:tentative="1">
+      <w:start w:val="1"/>
+      <w:numFmt w:val="bullet"/>
+      <w:lvlText w:val="o"/>
+      <w:lvlJc w:val="left"/>
+      <w:pPr>
+        <w:ind w:left="1800" w:hanging="360"/>
+      </w:pPr>
+      <w:rPr>
+        <w:rFonts w:ascii="Courier New" w:hAnsi="Courier New" w:cs="Courier New" w:hint="default"/>
+      </w:rPr>
+    </w:lvl>
+    <w:lvl w:ilvl="2" w:tplc="40090005" w:tentative="1">
+      <w:start w:val="1"/>
+      <w:numFmt w:val="bullet"/>
+      <w:lvlText w:val=""/>
+      <w:lvlJc w:val="left"/>
+      <w:pPr>
+        <w:ind w:left="2520" w:hanging="360"/>
+      </w:pPr>
+      <w:rPr>
+        <w:rFonts w:ascii="Wingdings" w:hAnsi="Wingdings" w:hint="default"/>
+      </w:rPr>
+    </w:lvl>
+    <w:lvl w:ilvl="3" w:tplc="40090001" w:tentative="1">
+      <w:start w:val="1"/>
+      <w:numFmt w:val="bullet"/>
+      <w:lvlText w:val=""/>
+      <w:lvlJc w:val="left"/>
+      <w:pPr>
+        <w:ind w:left="3240" w:hanging="360"/>
+      </w:pPr>
+      <w:rPr>
+        <w:rFonts w:ascii="Symbol" w:hAnsi="Symbol" w:hint="default"/>
+      </w:rPr>
+    </w:lvl>
+    <w:lvl w:ilvl="4" w:tplc="40090003" w:tentative="1">
+      <w:start w:val="1"/>
+      <w:numFmt w:val="bullet"/>
+      <w:lvlText w:val="o"/>
+      <w:lvlJc w:val="left"/>
+      <w:pPr>
+        <w:ind w:left="3960" w:hanging="360"/>
+      </w:pPr>
+      <w:rPr>
+        <w:rFonts w:ascii="Courier New" w:hAnsi="Courier New" w:cs="Courier New" w:hint="default"/>
+      </w:rPr>
+    </w:lvl>
+    <w:lvl w:ilvl="5" w:tplc="40090005" w:tentative="1">
+      <w:start w:val="1"/>
+      <w:numFmt w:val="bullet"/>
+      <w:lvlText w:val=""/>
+      <w:lvlJc w:val="left"/>
+      <w:pPr>
+        <w:ind w:left="4680" w:hanging="360"/>
+      </w:pPr>
+      <w:rPr>
+        <w:rFonts w:ascii="Wingdings" w:hAnsi="Wingdings" w:hint="default"/>
+      </w:rPr>
+    </w:lvl>
+    <w:lvl w:ilvl="6" w:tplc="40090001" w:tentative="1">
+      <w:start w:val="1"/>
+      <w:numFmt w:val="bullet"/>
+      <w:lvlText w:val=""/>
+      <w:lvlJc w:val="left"/>
+      <w:pPr>
+        <w:ind w:left="5400" w:hanging="360"/>
+      </w:pPr>
+      <w:rPr>
+        <w:rFonts w:ascii="Symbol" w:hAnsi="Symbol" w:hint="default"/>
+      </w:rPr>
+    </w:lvl>
+    <w:lvl w:ilvl="7" w:tplc="40090003" w:tentative="1">
+      <w:start w:val="1"/>
+      <w:numFmt w:val="bullet"/>
+      <w:lvlText w:val="o"/>
+      <w:lvlJc w:val="left"/>
+      <w:pPr>
+        <w:ind w:left="6120" w:hanging="360"/>
+      </w:pPr>
+      <w:rPr>
+        <w:rFonts w:ascii="Courier New" w:hAnsi="Courier New" w:cs="Courier New" w:hint="default"/>
+      </w:rPr>
+    </w:lvl>
+    <w:lvl w:ilvl="8" w:tplc="40090005" w:tentative="1">
+      <w:start w:val="1"/>
+      <w:numFmt w:val="bullet"/>
+      <w:lvlText w:val=""/>
+      <w:lvlJc w:val="left"/>
+      <w:pPr>
+        <w:ind w:left="6840" w:hanging="360"/>
+      </w:pPr>
+      <w:rPr>
+        <w:rFonts w:ascii="Wingdings" w:hAnsi="Wingdings" w:hint="default"/>
+      </w:rPr>
+    </w:lvl>
+  </w:abstractNum>
+  <w:abstractNum w:abstractNumId="1" w15:restartNumberingAfterBreak="0">
     <w:nsid w:val="2BAD4B4A"/>
     <w:multiLevelType w:val="multilevel"/>
     <w:tmpl w:val="72A8299C"/>
@@ -391,8 +756,163 @@
       </w:rPr>
     </w:lvl>
   </w:abstractNum>
+  <w:abstractNum w:abstractNumId="2" w15:restartNumberingAfterBreak="0">
+    <w:nsid w:val="6D67473F"/>
+    <w:multiLevelType w:val="multilevel"/>
+    <w:tmpl w:val="0A549646"/>
+    <w:lvl w:ilvl="0">
+      <w:start w:val="1"/>
+      <w:numFmt w:val="bullet"/>
+      <w:lvlText w:val=""/>
+      <w:lvlJc w:val="left"/>
+      <w:pPr>
+        <w:tabs>
+          <w:tab w:val="num" w:pos="720"/>
+        </w:tabs>
+        <w:ind w:left="720" w:hanging="360"/>
+      </w:pPr>
+      <w:rPr>
+        <w:rFonts w:ascii="Symbol" w:hAnsi="Symbol" w:hint="default"/>
+        <w:sz w:val="20"/>
+      </w:rPr>
+    </w:lvl>
+    <w:lvl w:ilvl="1" w:tentative="1">
+      <w:start w:val="1"/>
+      <w:numFmt w:val="bullet"/>
+      <w:lvlText w:val="o"/>
+      <w:lvlJc w:val="left"/>
+      <w:pPr>
+        <w:tabs>
+          <w:tab w:val="num" w:pos="1440"/>
+        </w:tabs>
+        <w:ind w:left="1440" w:hanging="360"/>
+      </w:pPr>
+      <w:rPr>
+        <w:rFonts w:ascii="Courier New" w:hAnsi="Courier New" w:hint="default"/>
+        <w:sz w:val="20"/>
+      </w:rPr>
+    </w:lvl>
+    <w:lvl w:ilvl="2" w:tentative="1">
+      <w:start w:val="1"/>
+      <w:numFmt w:val="bullet"/>
+      <w:lvlText w:val=""/>
+      <w:lvlJc w:val="left"/>
+      <w:pPr>
+        <w:tabs>
+          <w:tab w:val="num" w:pos="2160"/>
+        </w:tabs>
+        <w:ind w:left="2160" w:hanging="360"/>
+      </w:pPr>
+      <w:rPr>
+        <w:rFonts w:ascii="Wingdings" w:hAnsi="Wingdings" w:hint="default"/>
+        <w:sz w:val="20"/>
+      </w:rPr>
+    </w:lvl>
+    <w:lvl w:ilvl="3" w:tentative="1">
+      <w:start w:val="1"/>
+      <w:numFmt w:val="bullet"/>
+      <w:lvlText w:val=""/>
+      <w:lvlJc w:val="left"/>
+      <w:pPr>
+        <w:tabs>
+          <w:tab w:val="num" w:pos="2880"/>
+        </w:tabs>
+        <w:ind w:left="2880" w:hanging="360"/>
+      </w:pPr>
+      <w:rPr>
+        <w:rFonts w:ascii="Wingdings" w:hAnsi="Wingdings" w:hint="default"/>
+        <w:sz w:val="20"/>
+      </w:rPr>
+    </w:lvl>
+    <w:lvl w:ilvl="4" w:tentative="1">
+      <w:start w:val="1"/>
+      <w:numFmt w:val="bullet"/>
+      <w:lvlText w:val=""/>
+      <w:lvlJc w:val="left"/>
+      <w:pPr>
+        <w:tabs>
+          <w:tab w:val="num" w:pos="3600"/>
+        </w:tabs>
+        <w:ind w:left="3600" w:hanging="360"/>
+      </w:pPr>
+      <w:rPr>
+        <w:rFonts w:ascii="Wingdings" w:hAnsi="Wingdings" w:hint="default"/>
+        <w:sz w:val="20"/>
+      </w:rPr>
+    </w:lvl>
+    <w:lvl w:ilvl="5" w:tentative="1">
+      <w:start w:val="1"/>
+      <w:numFmt w:val="bullet"/>
+      <w:lvlText w:val=""/>
+      <w:lvlJc w:val="left"/>
+      <w:pPr>
+        <w:tabs>
+          <w:tab w:val="num" w:pos="4320"/>
+        </w:tabs>
+        <w:ind w:left="4320" w:hanging="360"/>
+      </w:pPr>
+      <w:rPr>
+        <w:rFonts w:ascii="Wingdings" w:hAnsi="Wingdings" w:hint="default"/>
+        <w:sz w:val="20"/>
+      </w:rPr>
+    </w:lvl>
+    <w:lvl w:ilvl="6" w:tentative="1">
+      <w:start w:val="1"/>
+      <w:numFmt w:val="bullet"/>
+      <w:lvlText w:val=""/>
+      <w:lvlJc w:val="left"/>
+      <w:pPr>
+        <w:tabs>
+          <w:tab w:val="num" w:pos="5040"/>
+        </w:tabs>
+        <w:ind w:left="5040" w:hanging="360"/>
+      </w:pPr>
+      <w:rPr>
+        <w:rFonts w:ascii="Wingdings" w:hAnsi="Wingdings" w:hint="default"/>
+        <w:sz w:val="20"/>
+      </w:rPr>
+    </w:lvl>
+    <w:lvl w:ilvl="7" w:tentative="1">
+      <w:start w:val="1"/>
+      <w:numFmt w:val="bullet"/>
+      <w:lvlText w:val=""/>
+      <w:lvlJc w:val="left"/>
+      <w:pPr>
+        <w:tabs>
+          <w:tab w:val="num" w:pos="5760"/>
+        </w:tabs>
+        <w:ind w:left="5760" w:hanging="360"/>
+      </w:pPr>
+      <w:rPr>
+        <w:rFonts w:ascii="Wingdings" w:hAnsi="Wingdings" w:hint="default"/>
+        <w:sz w:val="20"/>
+      </w:rPr>
+    </w:lvl>
+    <w:lvl w:ilvl="8" w:tentative="1">
+      <w:start w:val="1"/>
+      <w:numFmt w:val="bullet"/>
+      <w:lvlText w:val=""/>
+      <w:lvlJc w:val="left"/>
+      <w:pPr>
+        <w:tabs>
+          <w:tab w:val="num" w:pos="6480"/>
+        </w:tabs>
+        <w:ind w:left="6480" w:hanging="360"/>
+      </w:pPr>
+      <w:rPr>
+        <w:rFonts w:ascii="Wingdings" w:hAnsi="Wingdings" w:hint="default"/>
+        <w:sz w:val="20"/>
+      </w:rPr>
+    </w:lvl>
+  </w:abstractNum>
   <w:num w:numId="1" w16cid:durableId="1558472233">
+    <w:abstractNumId w:val="1"/>
+  </w:num>
+  <w:num w:numId="2" w16cid:durableId="1095520875">
     <w:abstractNumId w:val="0"/>
+  </w:num>
+  <w:num w:numId="3" w16cid:durableId="925267609">
+    <w:abstractNumId w:val="2"/>
   </w:num>
 </w:numbering>
 </file>
@@ -925,7 +1445,6 @@
   <w:style w:type="character" w:default="1" w:styleId="DefaultParagraphFont">
     <w:name w:val="Default Paragraph Font"/>
     <w:uiPriority w:val="1"/>
-    <w:semiHidden/>
     <w:unhideWhenUsed/>
   </w:style>
   <w:style w:type="table" w:default="1" w:styleId="TableNormal">
@@ -992,6 +1511,40 @@
       <w:color w:val="4F81BD"/>
       <w:sz w:val="24"/>
       <w:szCs w:val="24"/>
+    </w:rPr>
+  </w:style>
+  <w:style w:type="paragraph" w:styleId="ListParagraph">
+    <w:name w:val="List Paragraph"/>
+    <w:basedOn w:val="Normal"/>
+    <w:uiPriority w:val="34"/>
+    <w:qFormat/>
+    <w:rsid w:val="00FB3EA2"/>
+    <w:pPr>
+      <w:ind w:left="720"/>
+      <w:contextualSpacing/>
+    </w:pPr>
+  </w:style>
+  <w:style w:type="character" w:styleId="Hyperlink">
+    <w:name w:val="Hyperlink"/>
+    <w:basedOn w:val="DefaultParagraphFont"/>
+    <w:uiPriority w:val="99"/>
+    <w:unhideWhenUsed/>
+    <w:rsid w:val="00D409F6"/>
+    <w:rPr>
+      <w:color w:val="0000FF" w:themeColor="hyperlink"/>
+      <w:u w:val="single"/>
+    </w:rPr>
+  </w:style>
+  <w:style w:type="character" w:styleId="UnresolvedMention">
+    <w:name w:val="Unresolved Mention"/>
+    <w:basedOn w:val="DefaultParagraphFont"/>
+    <w:uiPriority w:val="99"/>
+    <w:semiHidden/>
+    <w:unhideWhenUsed/>
+    <w:rsid w:val="00D409F6"/>
+    <w:rPr>
+      <w:color w:val="605E5C"/>
+      <w:shd w:val="clear" w:color="auto" w:fill="E1DFDD"/>
     </w:rPr>
   </w:style>
 </w:styles>
